--- a/course_development/active_inference_ms/01_real_life_skills/04_cognition/output/study-guides/04_cognition-practice_quiz.docx
+++ b/course_development/active_inference_ms/01_real_life_skills/04_cognition/output/study-guides/04_cognition-practice_quiz.docx
@@ -4,7 +4,7 @@
   <w:body>
     <w:p>
       <w:r>
-        <w:t>Practice Quiz: Cognition</w:t>
+        <w:t>Practice Quiz: Cognition — The Mental Models Running Your Life</w:t>
       </w:r>
     </w:p>
     <w:p>
@@ -14,98 +14,162 @@
     </w:p>
     <w:p>
       <w:r>
-        <w:t>What is the primary role of Cognition in Active Inference?</w:t>
+        <w:t>A mental model is best described as:</w:t>
         <w:br/>
-        <w:t>A) To maximize reward</w:t>
+        <w:t>A) A plastic model you build from a kit</w:t>
         <w:br/>
-        <w:t>B) To minimize variational free energy</w:t>
+        <w:t>B) Your brain's simplified version of how something works</w:t>
         <w:br/>
-        <w:t>C) To increase entropy</w:t>
+        <w:t>C) A perfect copy of reality</w:t>
         <w:br/>
-        <w:t>D) To eliminate the Markov Blanket</w:t>
+        <w:t>D) Something only scientists have   Answer: B — Mental models are simplified maps your brain uses to navigate situations without analyzing everything from scratch.</w:t>
       </w:r>
     </w:p>
     <w:p>
       <w:r>
-        <w:t>In Ms, Cognition is best described as:</w:t>
+        <w:t>Why does your brain build mental models?</w:t>
         <w:br/>
-        <w:t>A) A static property</w:t>
+        <w:t>A) To waste energy</w:t>
         <w:br/>
-        <w:t>B) A dynamic process</w:t>
+        <w:t>B) To save you from analyzing every situation from zero</w:t>
         <w:br/>
-        <w:t>C) An external state</w:t>
+        <w:t>C) To make you confused</w:t>
         <w:br/>
-        <w:t>D) A random variable</w:t>
+        <w:t>D) To eliminate all uncertainty   Answer: B — Models are "cheat sheets" that help you navigate familiar situations quickly and efficiently.</w:t>
       </w:r>
     </w:p>
     <w:p>
       <w:r>
-        <w:t>Which mathematical quantity is most central to Cognition?</w:t>
+        <w:t>You act differently around friends versus grandparents because:</w:t>
         <w:br/>
-        <w:t>A) The Lagrangian</w:t>
+        <w:t>A) You're being fake</w:t>
         <w:br/>
-        <w:t>B) The expected free energy</w:t>
+        <w:t>B) Your brain runs different mental models for different situations</w:t>
         <w:br/>
-        <w:t>C) The surprisal</w:t>
+        <w:t>C) You have multiple personalities</w:t>
         <w:br/>
-        <w:t>D) The precision</w:t>
+        <w:t>D) Your grandparents force you to change   Answer: B — Different contexts trigger different models for how to behave. It's natural adaptation, not fakeness.</w:t>
       </w:r>
     </w:p>
     <w:p>
       <w:r>
-        <w:t>How does Cognition relate to the concept of the Generative Model?</w:t>
+        <w:t>Your mental model from 5th grade says "presentations = humiliation." In 7th grade, this model is:</w:t>
         <w:br/>
-        <w:t>A) It is separate from the model</w:t>
+        <w:t>A) Still perfectly accurate</w:t>
         <w:br/>
-        <w:t>B) It is a component of the model</w:t>
+        <w:t>B) Probably outdated and giving you glitchy results</w:t>
         <w:br/>
-        <w:t>C) It destroys the model</w:t>
+        <w:t>C) Something you should never question</w:t>
         <w:br/>
-        <w:t>D) It is only relevant for the environment</w:t>
+        <w:t>D) Proof you'll always hate presentations   Answer: B — Models built on old experiences can become outdated as you and your situation change.</w:t>
       </w:r>
     </w:p>
     <w:p>
       <w:r>
-        <w:t>A failure in Cognition would likely result in:</w:t>
+        <w:t>The best way to fix an outdated mental model is to:</w:t>
         <w:br/>
-        <w:t>A) Perfect prediction</w:t>
+        <w:t>A) Ignore it and hope it goes away</w:t>
         <w:br/>
-        <w:t>B) Generalized surprise</w:t>
+        <w:t>B) Test it by doing the thing and letting new evidence update it</w:t>
         <w:br/>
-        <w:t>C) Immediate death of the agent</w:t>
+        <w:t>C) Avoid the situation forever</w:t>
         <w:br/>
-        <w:t>D) Zero entropy</w:t>
+        <w:t>D) Complain about it to everyone   Answer: B — Testing your model with new experiences lets your brain update it with fresh evidence.</w:t>
       </w:r>
     </w:p>
     <w:p>
       <w:r>
-        <w:t>Which scale is most relevant for analyzing Cognition in this course?</w:t>
+        <w:t>Metacognition means:</w:t>
         <w:br/>
-        <w:t>A) Quantum</w:t>
+        <w:t>A) Memorizing more facts</w:t>
         <w:br/>
-        <w:t>B) Neural</w:t>
+        <w:t>B) Thinking about your own thinking</w:t>
         <w:br/>
-        <w:t>C) Social</w:t>
+        <w:t>C) Thinking faster than everyone else</w:t>
         <w:br/>
-        <w:t>D) All of the above</w:t>
+        <w:t>D) Never making mistakes   Answer: B — Metacognition is the ability to observe and question your own thought processes.</w:t>
       </w:r>
     </w:p>
     <w:p>
       <w:r>
-        <w:t>Cognition connects directly to which other component?</w:t>
+        <w:t>Which of these is a metacognition move?</w:t>
         <w:br/>
-        <w:t>A) The step before it</w:t>
+        <w:t>A) "I'm not thinking about anything"</w:t>
         <w:br/>
-        <w:t>B) The step after it</w:t>
+        <w:t>B) "I notice I'm making an assumption right now — what evidence do I have?"</w:t>
         <w:br/>
-        <w:t>C) Both A and B</w:t>
+        <w:t>C) "I don't need to think about this"</w:t>
         <w:br/>
-        <w:t>D) None of the above</w:t>
+        <w:t>D) "I always trust my first instinct no matter what"   Answer: B — Naming your assumption and questioning the evidence is classic metacognition.</w:t>
+      </w:r>
+    </w:p>
+    <w:p>
+      <w:r>
+        <w:t>Mental models can go wrong because they're built from:</w:t>
+        <w:br/>
+        <w:t>A) Perfect information</w:t>
+        <w:br/>
+        <w:t>B) Limited experience that might be biased or outdated</w:t>
+        <w:br/>
+        <w:t>C) Universal truth</w:t>
+        <w:br/>
+        <w:t>D) Other people's brains   Answer: B — Models are based on your personal experience, which means they can be biased or no longer accurate.</w:t>
+      </w:r>
+    </w:p>
+    <w:p>
+      <w:r>
+        <w:t>A GPS with outdated maps is like:</w:t>
+        <w:br/>
+        <w:t>A) A brain that's always right</w:t>
+        <w:br/>
+        <w:t>B) A mental model built on old information that steers you wrong</w:t>
+        <w:br/>
+        <w:t>C) A perfect navigation system</w:t>
+        <w:br/>
+        <w:t>D) A brain that has no models at all   Answer: B — Outdated maps and outdated mental models both send you in the wrong direction.</w:t>
+      </w:r>
+    </w:p>
+    <w:p>
+      <w:r>
+        <w:t>Students who use metacognition tend to:</w:t>
+        <w:br/>
+        <w:t>A) Study less effectively</w:t>
+        <w:br/>
+        <w:t>B) Overthink everything and freeze up</w:t>
+        <w:br/>
+        <w:t>C) Study more effectively, manage stress better, and make smarter social decisions</w:t>
+        <w:br/>
+        <w:t>D) Avoid all challenges   Answer: C — Metacognition helps you step back, check your thinking, and make better choices.</w:t>
       </w:r>
     </w:p>
     <w:p>
       <w:r>
         <w:t>Part B: Short Answer</w:t>
+      </w:r>
+    </w:p>
+    <w:p>
+      <w:r>
+        <w:t>Pick one mental model you have about school (like "math is hard" or "group projects are a waste of time"). Where did this model come from? Is it still accurate?</w:t>
+      </w:r>
+    </w:p>
+    <w:p>
+      <w:r>
+        <w:t>Describe a situation where your mental model about a person turned out to be wrong. What happened that updated your model?</w:t>
+      </w:r>
+    </w:p>
+    <w:p>
+      <w:r>
+        <w:t>How could you use metacognition the next time you're stressed about a test? Walk through the three moves: name it, question it, test it.</w:t>
+      </w:r>
+    </w:p>
+    <w:p>
+      <w:r>
+        <w:t>Think of a mental model that worked well for you in elementary school but doesn't quite fit in middle school. What changed, and what would a better model look like?</w:t>
+      </w:r>
+    </w:p>
+    <w:p>
+      <w:r>
+        <w:t>How could understanding mental models help you be a better friend to someone who sees a situation completely differently than you do?</w:t>
       </w:r>
     </w:p>
     <w:sectPr>
